--- a/manuscript/RVMS-Chapter4-Data-Dictionary.docx
+++ b/manuscript/RVMS-Chapter4-Data-Dictionary.docx
@@ -513,8 +513,8 @@
                 <w:rFonts w:ascii="Arial" w:cs="Arial" w:eastAsia="Arial" w:hAnsi="Arial"/>
                 <w:b w:val="false"/>
                 <w:bCs w:val="false"/>
-                <w:sz w:val="24"/>
-                <w:szCs w:val="24"/>
+                <w:sz w:val="22"/>
+                <w:szCs w:val="22"/>
               </w:rPr>
               <w:t xml:space="preserve">—</w:t>
             </w:r>
@@ -719,8 +719,8 @@
                 <w:rFonts w:ascii="Arial" w:cs="Arial" w:eastAsia="Arial" w:hAnsi="Arial"/>
                 <w:b w:val="false"/>
                 <w:bCs w:val="false"/>
-                <w:sz w:val="24"/>
-                <w:szCs w:val="24"/>
+                <w:sz w:val="22"/>
+                <w:szCs w:val="22"/>
               </w:rPr>
               <w:t xml:space="preserve">—</w:t>
             </w:r>
@@ -925,8 +925,8 @@
                 <w:rFonts w:ascii="Arial" w:cs="Arial" w:eastAsia="Arial" w:hAnsi="Arial"/>
                 <w:b w:val="false"/>
                 <w:bCs w:val="false"/>
-                <w:sz w:val="24"/>
-                <w:szCs w:val="24"/>
+                <w:sz w:val="22"/>
+                <w:szCs w:val="22"/>
               </w:rPr>
               <w:t xml:space="preserve">—</w:t>
             </w:r>
@@ -1131,8 +1131,8 @@
                 <w:rFonts w:ascii="Arial" w:cs="Arial" w:eastAsia="Arial" w:hAnsi="Arial"/>
                 <w:b w:val="false"/>
                 <w:bCs w:val="false"/>
-                <w:sz w:val="24"/>
-                <w:szCs w:val="24"/>
+                <w:sz w:val="22"/>
+                <w:szCs w:val="22"/>
               </w:rPr>
               <w:t xml:space="preserve">—</w:t>
             </w:r>
@@ -1337,8 +1337,8 @@
                 <w:rFonts w:ascii="Arial" w:cs="Arial" w:eastAsia="Arial" w:hAnsi="Arial"/>
                 <w:b w:val="false"/>
                 <w:bCs w:val="false"/>
-                <w:sz w:val="24"/>
-                <w:szCs w:val="24"/>
+                <w:sz w:val="22"/>
+                <w:szCs w:val="22"/>
               </w:rPr>
               <w:t xml:space="preserve">—</w:t>
             </w:r>
@@ -1543,8 +1543,8 @@
                 <w:rFonts w:ascii="Arial" w:cs="Arial" w:eastAsia="Arial" w:hAnsi="Arial"/>
                 <w:b w:val="false"/>
                 <w:bCs w:val="false"/>
-                <w:sz w:val="24"/>
-                <w:szCs w:val="24"/>
+                <w:sz w:val="22"/>
+                <w:szCs w:val="22"/>
               </w:rPr>
               <w:t xml:space="preserve">—</w:t>
             </w:r>
@@ -1749,8 +1749,8 @@
                 <w:rFonts w:ascii="Arial" w:cs="Arial" w:eastAsia="Arial" w:hAnsi="Arial"/>
                 <w:b w:val="false"/>
                 <w:bCs w:val="false"/>
-                <w:sz w:val="24"/>
-                <w:szCs w:val="24"/>
+                <w:sz w:val="22"/>
+                <w:szCs w:val="22"/>
               </w:rPr>
               <w:t xml:space="preserve">—</w:t>
             </w:r>
@@ -1955,8 +1955,8 @@
                 <w:rFonts w:ascii="Arial" w:cs="Arial" w:eastAsia="Arial" w:hAnsi="Arial"/>
                 <w:b w:val="false"/>
                 <w:bCs w:val="false"/>
-                <w:sz w:val="24"/>
-                <w:szCs w:val="24"/>
+                <w:sz w:val="22"/>
+                <w:szCs w:val="22"/>
               </w:rPr>
               <w:t xml:space="preserve">—</w:t>
             </w:r>
@@ -2161,8 +2161,8 @@
                 <w:rFonts w:ascii="Arial" w:cs="Arial" w:eastAsia="Arial" w:hAnsi="Arial"/>
                 <w:b w:val="false"/>
                 <w:bCs w:val="false"/>
-                <w:sz w:val="24"/>
-                <w:szCs w:val="24"/>
+                <w:sz w:val="22"/>
+                <w:szCs w:val="22"/>
               </w:rPr>
               <w:t xml:space="preserve">—</w:t>
             </w:r>
@@ -2367,8 +2367,8 @@
                 <w:rFonts w:ascii="Arial" w:cs="Arial" w:eastAsia="Arial" w:hAnsi="Arial"/>
                 <w:b w:val="false"/>
                 <w:bCs w:val="false"/>
-                <w:sz w:val="24"/>
-                <w:szCs w:val="24"/>
+                <w:sz w:val="22"/>
+                <w:szCs w:val="22"/>
               </w:rPr>
               <w:t xml:space="preserve">—</w:t>
             </w:r>
@@ -2895,8 +2895,8 @@
                 <w:rFonts w:ascii="Arial" w:cs="Arial" w:eastAsia="Arial" w:hAnsi="Arial"/>
                 <w:b w:val="false"/>
                 <w:bCs w:val="false"/>
-                <w:sz w:val="24"/>
-                <w:szCs w:val="24"/>
+                <w:sz w:val="22"/>
+                <w:szCs w:val="22"/>
               </w:rPr>
               <w:t xml:space="preserve">—</w:t>
             </w:r>
@@ -3101,8 +3101,8 @@
                 <w:rFonts w:ascii="Arial" w:cs="Arial" w:eastAsia="Arial" w:hAnsi="Arial"/>
                 <w:b w:val="false"/>
                 <w:bCs w:val="false"/>
-                <w:sz w:val="24"/>
-                <w:szCs w:val="24"/>
+                <w:sz w:val="22"/>
+                <w:szCs w:val="22"/>
               </w:rPr>
               <w:t xml:space="preserve">agencies</w:t>
             </w:r>
@@ -3307,8 +3307,8 @@
                 <w:rFonts w:ascii="Arial" w:cs="Arial" w:eastAsia="Arial" w:hAnsi="Arial"/>
                 <w:b w:val="false"/>
                 <w:bCs w:val="false"/>
-                <w:sz w:val="24"/>
-                <w:szCs w:val="24"/>
+                <w:sz w:val="22"/>
+                <w:szCs w:val="22"/>
               </w:rPr>
               <w:t xml:space="preserve">—</w:t>
             </w:r>
@@ -3513,8 +3513,8 @@
                 <w:rFonts w:ascii="Arial" w:cs="Arial" w:eastAsia="Arial" w:hAnsi="Arial"/>
                 <w:b w:val="false"/>
                 <w:bCs w:val="false"/>
-                <w:sz w:val="24"/>
-                <w:szCs w:val="24"/>
+                <w:sz w:val="22"/>
+                <w:szCs w:val="22"/>
               </w:rPr>
               <w:t xml:space="preserve">—</w:t>
             </w:r>
@@ -3719,8 +3719,8 @@
                 <w:rFonts w:ascii="Arial" w:cs="Arial" w:eastAsia="Arial" w:hAnsi="Arial"/>
                 <w:b w:val="false"/>
                 <w:bCs w:val="false"/>
-                <w:sz w:val="24"/>
-                <w:szCs w:val="24"/>
+                <w:sz w:val="22"/>
+                <w:szCs w:val="22"/>
               </w:rPr>
               <w:t xml:space="preserve">—</w:t>
             </w:r>
@@ -3925,8 +3925,8 @@
                 <w:rFonts w:ascii="Arial" w:cs="Arial" w:eastAsia="Arial" w:hAnsi="Arial"/>
                 <w:b w:val="false"/>
                 <w:bCs w:val="false"/>
-                <w:sz w:val="24"/>
-                <w:szCs w:val="24"/>
+                <w:sz w:val="22"/>
+                <w:szCs w:val="22"/>
               </w:rPr>
               <w:t xml:space="preserve">—</w:t>
             </w:r>
@@ -4131,8 +4131,8 @@
                 <w:rFonts w:ascii="Arial" w:cs="Arial" w:eastAsia="Arial" w:hAnsi="Arial"/>
                 <w:b w:val="false"/>
                 <w:bCs w:val="false"/>
-                <w:sz w:val="24"/>
-                <w:szCs w:val="24"/>
+                <w:sz w:val="22"/>
+                <w:szCs w:val="22"/>
               </w:rPr>
               <w:t xml:space="preserve">—</w:t>
             </w:r>
@@ -4337,8 +4337,8 @@
                 <w:rFonts w:ascii="Arial" w:cs="Arial" w:eastAsia="Arial" w:hAnsi="Arial"/>
                 <w:b w:val="false"/>
                 <w:bCs w:val="false"/>
-                <w:sz w:val="24"/>
-                <w:szCs w:val="24"/>
+                <w:sz w:val="22"/>
+                <w:szCs w:val="22"/>
               </w:rPr>
               <w:t xml:space="preserve">—</w:t>
             </w:r>
@@ -4543,8 +4543,8 @@
                 <w:rFonts w:ascii="Arial" w:cs="Arial" w:eastAsia="Arial" w:hAnsi="Arial"/>
                 <w:b w:val="false"/>
                 <w:bCs w:val="false"/>
-                <w:sz w:val="24"/>
-                <w:szCs w:val="24"/>
+                <w:sz w:val="22"/>
+                <w:szCs w:val="22"/>
               </w:rPr>
               <w:t xml:space="preserve">—</w:t>
             </w:r>
@@ -4749,8 +4749,8 @@
                 <w:rFonts w:ascii="Arial" w:cs="Arial" w:eastAsia="Arial" w:hAnsi="Arial"/>
                 <w:b w:val="false"/>
                 <w:bCs w:val="false"/>
-                <w:sz w:val="24"/>
-                <w:szCs w:val="24"/>
+                <w:sz w:val="22"/>
+                <w:szCs w:val="22"/>
               </w:rPr>
               <w:t xml:space="preserve">—</w:t>
             </w:r>
@@ -4955,8 +4955,8 @@
                 <w:rFonts w:ascii="Arial" w:cs="Arial" w:eastAsia="Arial" w:hAnsi="Arial"/>
                 <w:b w:val="false"/>
                 <w:bCs w:val="false"/>
-                <w:sz w:val="24"/>
-                <w:szCs w:val="24"/>
+                <w:sz w:val="22"/>
+                <w:szCs w:val="22"/>
               </w:rPr>
               <w:t xml:space="preserve">—</w:t>
             </w:r>
@@ -5161,8 +5161,8 @@
                 <w:rFonts w:ascii="Arial" w:cs="Arial" w:eastAsia="Arial" w:hAnsi="Arial"/>
                 <w:b w:val="false"/>
                 <w:bCs w:val="false"/>
-                <w:sz w:val="24"/>
-                <w:szCs w:val="24"/>
+                <w:sz w:val="22"/>
+                <w:szCs w:val="22"/>
               </w:rPr>
               <w:t xml:space="preserve">—</w:t>
             </w:r>
@@ -5367,8 +5367,8 @@
                 <w:rFonts w:ascii="Arial" w:cs="Arial" w:eastAsia="Arial" w:hAnsi="Arial"/>
                 <w:b w:val="false"/>
                 <w:bCs w:val="false"/>
-                <w:sz w:val="24"/>
-                <w:szCs w:val="24"/>
+                <w:sz w:val="22"/>
+                <w:szCs w:val="22"/>
               </w:rPr>
               <w:t xml:space="preserve">—</w:t>
             </w:r>
@@ -5573,8 +5573,8 @@
                 <w:rFonts w:ascii="Arial" w:cs="Arial" w:eastAsia="Arial" w:hAnsi="Arial"/>
                 <w:b w:val="false"/>
                 <w:bCs w:val="false"/>
-                <w:sz w:val="24"/>
-                <w:szCs w:val="24"/>
+                <w:sz w:val="22"/>
+                <w:szCs w:val="22"/>
               </w:rPr>
               <w:t xml:space="preserve">—</w:t>
             </w:r>
@@ -5779,8 +5779,8 @@
                 <w:rFonts w:ascii="Arial" w:cs="Arial" w:eastAsia="Arial" w:hAnsi="Arial"/>
                 <w:b w:val="false"/>
                 <w:bCs w:val="false"/>
-                <w:sz w:val="24"/>
-                <w:szCs w:val="24"/>
+                <w:sz w:val="22"/>
+                <w:szCs w:val="22"/>
               </w:rPr>
               <w:t xml:space="preserve">—</w:t>
             </w:r>
@@ -6307,8 +6307,8 @@
                 <w:rFonts w:ascii="Arial" w:cs="Arial" w:eastAsia="Arial" w:hAnsi="Arial"/>
                 <w:b w:val="false"/>
                 <w:bCs w:val="false"/>
-                <w:sz w:val="24"/>
-                <w:szCs w:val="24"/>
+                <w:sz w:val="22"/>
+                <w:szCs w:val="22"/>
               </w:rPr>
               <w:t xml:space="preserve">—</w:t>
             </w:r>
@@ -6513,8 +6513,8 @@
                 <w:rFonts w:ascii="Arial" w:cs="Arial" w:eastAsia="Arial" w:hAnsi="Arial"/>
                 <w:b w:val="false"/>
                 <w:bCs w:val="false"/>
-                <w:sz w:val="24"/>
-                <w:szCs w:val="24"/>
+                <w:sz w:val="22"/>
+                <w:szCs w:val="22"/>
               </w:rPr>
               <w:t xml:space="preserve">agencies</w:t>
             </w:r>
@@ -6719,8 +6719,8 @@
                 <w:rFonts w:ascii="Arial" w:cs="Arial" w:eastAsia="Arial" w:hAnsi="Arial"/>
                 <w:b w:val="false"/>
                 <w:bCs w:val="false"/>
-                <w:sz w:val="24"/>
-                <w:szCs w:val="24"/>
+                <w:sz w:val="22"/>
+                <w:szCs w:val="22"/>
               </w:rPr>
               <w:t xml:space="preserve">users</w:t>
             </w:r>
@@ -6925,8 +6925,8 @@
                 <w:rFonts w:ascii="Arial" w:cs="Arial" w:eastAsia="Arial" w:hAnsi="Arial"/>
                 <w:b w:val="false"/>
                 <w:bCs w:val="false"/>
-                <w:sz w:val="24"/>
-                <w:szCs w:val="24"/>
+                <w:sz w:val="22"/>
+                <w:szCs w:val="22"/>
               </w:rPr>
               <w:t xml:space="preserve">—</w:t>
             </w:r>
@@ -7131,8 +7131,8 @@
                 <w:rFonts w:ascii="Arial" w:cs="Arial" w:eastAsia="Arial" w:hAnsi="Arial"/>
                 <w:b w:val="false"/>
                 <w:bCs w:val="false"/>
-                <w:sz w:val="24"/>
-                <w:szCs w:val="24"/>
+                <w:sz w:val="22"/>
+                <w:szCs w:val="22"/>
               </w:rPr>
               <w:t xml:space="preserve">—</w:t>
             </w:r>
@@ -7337,8 +7337,8 @@
                 <w:rFonts w:ascii="Arial" w:cs="Arial" w:eastAsia="Arial" w:hAnsi="Arial"/>
                 <w:b w:val="false"/>
                 <w:bCs w:val="false"/>
-                <w:sz w:val="24"/>
-                <w:szCs w:val="24"/>
+                <w:sz w:val="22"/>
+                <w:szCs w:val="22"/>
               </w:rPr>
               <w:t xml:space="preserve">—</w:t>
             </w:r>
@@ -7543,8 +7543,8 @@
                 <w:rFonts w:ascii="Arial" w:cs="Arial" w:eastAsia="Arial" w:hAnsi="Arial"/>
                 <w:b w:val="false"/>
                 <w:bCs w:val="false"/>
-                <w:sz w:val="24"/>
-                <w:szCs w:val="24"/>
+                <w:sz w:val="22"/>
+                <w:szCs w:val="22"/>
               </w:rPr>
               <w:t xml:space="preserve">—</w:t>
             </w:r>
@@ -7749,8 +7749,8 @@
                 <w:rFonts w:ascii="Arial" w:cs="Arial" w:eastAsia="Arial" w:hAnsi="Arial"/>
                 <w:b w:val="false"/>
                 <w:bCs w:val="false"/>
-                <w:sz w:val="24"/>
-                <w:szCs w:val="24"/>
+                <w:sz w:val="22"/>
+                <w:szCs w:val="22"/>
               </w:rPr>
               <w:t xml:space="preserve">—</w:t>
             </w:r>
@@ -7955,8 +7955,8 @@
                 <w:rFonts w:ascii="Arial" w:cs="Arial" w:eastAsia="Arial" w:hAnsi="Arial"/>
                 <w:b w:val="false"/>
                 <w:bCs w:val="false"/>
-                <w:sz w:val="24"/>
-                <w:szCs w:val="24"/>
+                <w:sz w:val="22"/>
+                <w:szCs w:val="22"/>
               </w:rPr>
               <w:t xml:space="preserve">—</w:t>
             </w:r>
@@ -8161,8 +8161,8 @@
                 <w:rFonts w:ascii="Arial" w:cs="Arial" w:eastAsia="Arial" w:hAnsi="Arial"/>
                 <w:b w:val="false"/>
                 <w:bCs w:val="false"/>
-                <w:sz w:val="24"/>
-                <w:szCs w:val="24"/>
+                <w:sz w:val="22"/>
+                <w:szCs w:val="22"/>
               </w:rPr>
               <w:t xml:space="preserve">—</w:t>
             </w:r>
@@ -8367,8 +8367,8 @@
                 <w:rFonts w:ascii="Arial" w:cs="Arial" w:eastAsia="Arial" w:hAnsi="Arial"/>
                 <w:b w:val="false"/>
                 <w:bCs w:val="false"/>
-                <w:sz w:val="24"/>
-                <w:szCs w:val="24"/>
+                <w:sz w:val="22"/>
+                <w:szCs w:val="22"/>
               </w:rPr>
               <w:t xml:space="preserve">—</w:t>
             </w:r>
@@ -8573,8 +8573,8 @@
                 <w:rFonts w:ascii="Arial" w:cs="Arial" w:eastAsia="Arial" w:hAnsi="Arial"/>
                 <w:b w:val="false"/>
                 <w:bCs w:val="false"/>
-                <w:sz w:val="24"/>
-                <w:szCs w:val="24"/>
+                <w:sz w:val="22"/>
+                <w:szCs w:val="22"/>
               </w:rPr>
               <w:t xml:space="preserve">—</w:t>
             </w:r>
@@ -8779,8 +8779,8 @@
                 <w:rFonts w:ascii="Arial" w:cs="Arial" w:eastAsia="Arial" w:hAnsi="Arial"/>
                 <w:b w:val="false"/>
                 <w:bCs w:val="false"/>
-                <w:sz w:val="24"/>
-                <w:szCs w:val="24"/>
+                <w:sz w:val="22"/>
+                <w:szCs w:val="22"/>
               </w:rPr>
               <w:t xml:space="preserve">—</w:t>
             </w:r>
@@ -8985,8 +8985,8 @@
                 <w:rFonts w:ascii="Arial" w:cs="Arial" w:eastAsia="Arial" w:hAnsi="Arial"/>
                 <w:b w:val="false"/>
                 <w:bCs w:val="false"/>
-                <w:sz w:val="24"/>
-                <w:szCs w:val="24"/>
+                <w:sz w:val="22"/>
+                <w:szCs w:val="22"/>
               </w:rPr>
               <w:t xml:space="preserve">—</w:t>
             </w:r>
@@ -9513,8 +9513,8 @@
                 <w:rFonts w:ascii="Arial" w:cs="Arial" w:eastAsia="Arial" w:hAnsi="Arial"/>
                 <w:b w:val="false"/>
                 <w:bCs w:val="false"/>
-                <w:sz w:val="24"/>
-                <w:szCs w:val="24"/>
+                <w:sz w:val="22"/>
+                <w:szCs w:val="22"/>
               </w:rPr>
               <w:t xml:space="preserve">—</w:t>
             </w:r>
@@ -9719,8 +9719,8 @@
                 <w:rFonts w:ascii="Arial" w:cs="Arial" w:eastAsia="Arial" w:hAnsi="Arial"/>
                 <w:b w:val="false"/>
                 <w:bCs w:val="false"/>
-                <w:sz w:val="24"/>
-                <w:szCs w:val="24"/>
+                <w:sz w:val="22"/>
+                <w:szCs w:val="22"/>
               </w:rPr>
               <w:t xml:space="preserve">—</w:t>
             </w:r>
@@ -9925,8 +9925,8 @@
                 <w:rFonts w:ascii="Arial" w:cs="Arial" w:eastAsia="Arial" w:hAnsi="Arial"/>
                 <w:b w:val="false"/>
                 <w:bCs w:val="false"/>
-                <w:sz w:val="24"/>
-                <w:szCs w:val="24"/>
+                <w:sz w:val="22"/>
+                <w:szCs w:val="22"/>
               </w:rPr>
               <w:t xml:space="preserve">—</w:t>
             </w:r>
@@ -10131,8 +10131,8 @@
                 <w:rFonts w:ascii="Arial" w:cs="Arial" w:eastAsia="Arial" w:hAnsi="Arial"/>
                 <w:b w:val="false"/>
                 <w:bCs w:val="false"/>
-                <w:sz w:val="24"/>
-                <w:szCs w:val="24"/>
+                <w:sz w:val="22"/>
+                <w:szCs w:val="22"/>
               </w:rPr>
               <w:t xml:space="preserve">—</w:t>
             </w:r>
@@ -10337,8 +10337,8 @@
                 <w:rFonts w:ascii="Arial" w:cs="Arial" w:eastAsia="Arial" w:hAnsi="Arial"/>
                 <w:b w:val="false"/>
                 <w:bCs w:val="false"/>
-                <w:sz w:val="24"/>
-                <w:szCs w:val="24"/>
+                <w:sz w:val="22"/>
+                <w:szCs w:val="22"/>
               </w:rPr>
               <w:t xml:space="preserve">—</w:t>
             </w:r>
@@ -10543,8 +10543,8 @@
                 <w:rFonts w:ascii="Arial" w:cs="Arial" w:eastAsia="Arial" w:hAnsi="Arial"/>
                 <w:b w:val="false"/>
                 <w:bCs w:val="false"/>
-                <w:sz w:val="24"/>
-                <w:szCs w:val="24"/>
+                <w:sz w:val="22"/>
+                <w:szCs w:val="22"/>
               </w:rPr>
               <w:t xml:space="preserve">—</w:t>
             </w:r>
@@ -11071,8 +11071,8 @@
                 <w:rFonts w:ascii="Arial" w:cs="Arial" w:eastAsia="Arial" w:hAnsi="Arial"/>
                 <w:b w:val="false"/>
                 <w:bCs w:val="false"/>
-                <w:sz w:val="24"/>
-                <w:szCs w:val="24"/>
+                <w:sz w:val="22"/>
+                <w:szCs w:val="22"/>
               </w:rPr>
               <w:t xml:space="preserve">—</w:t>
             </w:r>
@@ -11277,8 +11277,8 @@
                 <w:rFonts w:ascii="Arial" w:cs="Arial" w:eastAsia="Arial" w:hAnsi="Arial"/>
                 <w:b w:val="false"/>
                 <w:bCs w:val="false"/>
-                <w:sz w:val="24"/>
-                <w:szCs w:val="24"/>
+                <w:sz w:val="22"/>
+                <w:szCs w:val="22"/>
               </w:rPr>
               <w:t xml:space="preserve">agencies</w:t>
             </w:r>
@@ -11483,8 +11483,8 @@
                 <w:rFonts w:ascii="Arial" w:cs="Arial" w:eastAsia="Arial" w:hAnsi="Arial"/>
                 <w:b w:val="false"/>
                 <w:bCs w:val="false"/>
-                <w:sz w:val="24"/>
-                <w:szCs w:val="24"/>
+                <w:sz w:val="22"/>
+                <w:szCs w:val="22"/>
               </w:rPr>
               <w:t xml:space="preserve">vehicles</w:t>
             </w:r>
@@ -11689,8 +11689,8 @@
                 <w:rFonts w:ascii="Arial" w:cs="Arial" w:eastAsia="Arial" w:hAnsi="Arial"/>
                 <w:b w:val="false"/>
                 <w:bCs w:val="false"/>
-                <w:sz w:val="24"/>
-                <w:szCs w:val="24"/>
+                <w:sz w:val="22"/>
+                <w:szCs w:val="22"/>
               </w:rPr>
               <w:t xml:space="preserve">users</w:t>
             </w:r>
@@ -11895,8 +11895,8 @@
                 <w:rFonts w:ascii="Arial" w:cs="Arial" w:eastAsia="Arial" w:hAnsi="Arial"/>
                 <w:b w:val="false"/>
                 <w:bCs w:val="false"/>
-                <w:sz w:val="24"/>
-                <w:szCs w:val="24"/>
+                <w:sz w:val="22"/>
+                <w:szCs w:val="22"/>
               </w:rPr>
               <w:t xml:space="preserve">—</w:t>
             </w:r>
@@ -12101,8 +12101,8 @@
                 <w:rFonts w:ascii="Arial" w:cs="Arial" w:eastAsia="Arial" w:hAnsi="Arial"/>
                 <w:b w:val="false"/>
                 <w:bCs w:val="false"/>
-                <w:sz w:val="24"/>
-                <w:szCs w:val="24"/>
+                <w:sz w:val="22"/>
+                <w:szCs w:val="22"/>
               </w:rPr>
               <w:t xml:space="preserve">—</w:t>
             </w:r>
@@ -12307,8 +12307,8 @@
                 <w:rFonts w:ascii="Arial" w:cs="Arial" w:eastAsia="Arial" w:hAnsi="Arial"/>
                 <w:b w:val="false"/>
                 <w:bCs w:val="false"/>
-                <w:sz w:val="24"/>
-                <w:szCs w:val="24"/>
+                <w:sz w:val="22"/>
+                <w:szCs w:val="22"/>
               </w:rPr>
               <w:t xml:space="preserve">users</w:t>
             </w:r>
@@ -12513,8 +12513,8 @@
                 <w:rFonts w:ascii="Arial" w:cs="Arial" w:eastAsia="Arial" w:hAnsi="Arial"/>
                 <w:b w:val="false"/>
                 <w:bCs w:val="false"/>
-                <w:sz w:val="24"/>
-                <w:szCs w:val="24"/>
+                <w:sz w:val="22"/>
+                <w:szCs w:val="22"/>
               </w:rPr>
               <w:t xml:space="preserve">—</w:t>
             </w:r>
@@ -12719,8 +12719,8 @@
                 <w:rFonts w:ascii="Arial" w:cs="Arial" w:eastAsia="Arial" w:hAnsi="Arial"/>
                 <w:b w:val="false"/>
                 <w:bCs w:val="false"/>
-                <w:sz w:val="24"/>
-                <w:szCs w:val="24"/>
+                <w:sz w:val="22"/>
+                <w:szCs w:val="22"/>
               </w:rPr>
               <w:t xml:space="preserve">—</w:t>
             </w:r>
@@ -12925,8 +12925,8 @@
                 <w:rFonts w:ascii="Arial" w:cs="Arial" w:eastAsia="Arial" w:hAnsi="Arial"/>
                 <w:b w:val="false"/>
                 <w:bCs w:val="false"/>
-                <w:sz w:val="24"/>
-                <w:szCs w:val="24"/>
+                <w:sz w:val="22"/>
+                <w:szCs w:val="22"/>
               </w:rPr>
               <w:t xml:space="preserve">—</w:t>
             </w:r>
@@ -13453,8 +13453,8 @@
                 <w:rFonts w:ascii="Arial" w:cs="Arial" w:eastAsia="Arial" w:hAnsi="Arial"/>
                 <w:b w:val="false"/>
                 <w:bCs w:val="false"/>
-                <w:sz w:val="24"/>
-                <w:szCs w:val="24"/>
+                <w:sz w:val="22"/>
+                <w:szCs w:val="22"/>
               </w:rPr>
               <w:t xml:space="preserve">—</w:t>
             </w:r>
@@ -13659,8 +13659,8 @@
                 <w:rFonts w:ascii="Arial" w:cs="Arial" w:eastAsia="Arial" w:hAnsi="Arial"/>
                 <w:b w:val="false"/>
                 <w:bCs w:val="false"/>
-                <w:sz w:val="24"/>
-                <w:szCs w:val="24"/>
+                <w:sz w:val="22"/>
+                <w:szCs w:val="22"/>
               </w:rPr>
               <w:t xml:space="preserve">inspections</w:t>
             </w:r>
@@ -13865,8 +13865,8 @@
                 <w:rFonts w:ascii="Arial" w:cs="Arial" w:eastAsia="Arial" w:hAnsi="Arial"/>
                 <w:b w:val="false"/>
                 <w:bCs w:val="false"/>
-                <w:sz w:val="24"/>
-                <w:szCs w:val="24"/>
+                <w:sz w:val="22"/>
+                <w:szCs w:val="22"/>
               </w:rPr>
               <w:t xml:space="preserve">inspection_checklist_items</w:t>
             </w:r>
@@ -14071,8 +14071,8 @@
                 <w:rFonts w:ascii="Arial" w:cs="Arial" w:eastAsia="Arial" w:hAnsi="Arial"/>
                 <w:b w:val="false"/>
                 <w:bCs w:val="false"/>
-                <w:sz w:val="24"/>
-                <w:szCs w:val="24"/>
+                <w:sz w:val="22"/>
+                <w:szCs w:val="22"/>
               </w:rPr>
               <w:t xml:space="preserve">—</w:t>
             </w:r>
@@ -14277,8 +14277,8 @@
                 <w:rFonts w:ascii="Arial" w:cs="Arial" w:eastAsia="Arial" w:hAnsi="Arial"/>
                 <w:b w:val="false"/>
                 <w:bCs w:val="false"/>
-                <w:sz w:val="24"/>
-                <w:szCs w:val="24"/>
+                <w:sz w:val="22"/>
+                <w:szCs w:val="22"/>
               </w:rPr>
               <w:t xml:space="preserve">—</w:t>
             </w:r>
@@ -14805,8 +14805,8 @@
                 <w:rFonts w:ascii="Arial" w:cs="Arial" w:eastAsia="Arial" w:hAnsi="Arial"/>
                 <w:b w:val="false"/>
                 <w:bCs w:val="false"/>
-                <w:sz w:val="24"/>
-                <w:szCs w:val="24"/>
+                <w:sz w:val="22"/>
+                <w:szCs w:val="22"/>
               </w:rPr>
               <w:t xml:space="preserve">—</w:t>
             </w:r>
@@ -15011,8 +15011,8 @@
                 <w:rFonts w:ascii="Arial" w:cs="Arial" w:eastAsia="Arial" w:hAnsi="Arial"/>
                 <w:b w:val="false"/>
                 <w:bCs w:val="false"/>
-                <w:sz w:val="24"/>
-                <w:szCs w:val="24"/>
+                <w:sz w:val="22"/>
+                <w:szCs w:val="22"/>
               </w:rPr>
               <w:t xml:space="preserve">agencies</w:t>
             </w:r>
@@ -15217,8 +15217,8 @@
                 <w:rFonts w:ascii="Arial" w:cs="Arial" w:eastAsia="Arial" w:hAnsi="Arial"/>
                 <w:b w:val="false"/>
                 <w:bCs w:val="false"/>
-                <w:sz w:val="24"/>
-                <w:szCs w:val="24"/>
+                <w:sz w:val="22"/>
+                <w:szCs w:val="22"/>
               </w:rPr>
               <w:t xml:space="preserve">vehicles</w:t>
             </w:r>
@@ -15423,8 +15423,8 @@
                 <w:rFonts w:ascii="Arial" w:cs="Arial" w:eastAsia="Arial" w:hAnsi="Arial"/>
                 <w:b w:val="false"/>
                 <w:bCs w:val="false"/>
-                <w:sz w:val="24"/>
-                <w:szCs w:val="24"/>
+                <w:sz w:val="22"/>
+                <w:szCs w:val="22"/>
               </w:rPr>
               <w:t xml:space="preserve">users</w:t>
             </w:r>
@@ -15629,8 +15629,8 @@
                 <w:rFonts w:ascii="Arial" w:cs="Arial" w:eastAsia="Arial" w:hAnsi="Arial"/>
                 <w:b w:val="false"/>
                 <w:bCs w:val="false"/>
-                <w:sz w:val="24"/>
-                <w:szCs w:val="24"/>
+                <w:sz w:val="22"/>
+                <w:szCs w:val="22"/>
               </w:rPr>
               <w:t xml:space="preserve">—</w:t>
             </w:r>
@@ -15835,8 +15835,8 @@
                 <w:rFonts w:ascii="Arial" w:cs="Arial" w:eastAsia="Arial" w:hAnsi="Arial"/>
                 <w:b w:val="false"/>
                 <w:bCs w:val="false"/>
-                <w:sz w:val="24"/>
-                <w:szCs w:val="24"/>
+                <w:sz w:val="22"/>
+                <w:szCs w:val="22"/>
               </w:rPr>
               <w:t xml:space="preserve">—</w:t>
             </w:r>
@@ -16041,8 +16041,8 @@
                 <w:rFonts w:ascii="Arial" w:cs="Arial" w:eastAsia="Arial" w:hAnsi="Arial"/>
                 <w:b w:val="false"/>
                 <w:bCs w:val="false"/>
-                <w:sz w:val="24"/>
-                <w:szCs w:val="24"/>
+                <w:sz w:val="22"/>
+                <w:szCs w:val="22"/>
               </w:rPr>
               <w:t xml:space="preserve">—</w:t>
             </w:r>
@@ -16247,8 +16247,8 @@
                 <w:rFonts w:ascii="Arial" w:cs="Arial" w:eastAsia="Arial" w:hAnsi="Arial"/>
                 <w:b w:val="false"/>
                 <w:bCs w:val="false"/>
-                <w:sz w:val="24"/>
-                <w:szCs w:val="24"/>
+                <w:sz w:val="22"/>
+                <w:szCs w:val="22"/>
               </w:rPr>
               <w:t xml:space="preserve">—</w:t>
             </w:r>
@@ -16453,8 +16453,8 @@
                 <w:rFonts w:ascii="Arial" w:cs="Arial" w:eastAsia="Arial" w:hAnsi="Arial"/>
                 <w:b w:val="false"/>
                 <w:bCs w:val="false"/>
-                <w:sz w:val="24"/>
-                <w:szCs w:val="24"/>
+                <w:sz w:val="22"/>
+                <w:szCs w:val="22"/>
               </w:rPr>
               <w:t xml:space="preserve">—</w:t>
             </w:r>
@@ -16659,8 +16659,8 @@
                 <w:rFonts w:ascii="Arial" w:cs="Arial" w:eastAsia="Arial" w:hAnsi="Arial"/>
                 <w:b w:val="false"/>
                 <w:bCs w:val="false"/>
-                <w:sz w:val="24"/>
-                <w:szCs w:val="24"/>
+                <w:sz w:val="22"/>
+                <w:szCs w:val="22"/>
               </w:rPr>
               <w:t xml:space="preserve">users</w:t>
             </w:r>
@@ -16865,8 +16865,8 @@
                 <w:rFonts w:ascii="Arial" w:cs="Arial" w:eastAsia="Arial" w:hAnsi="Arial"/>
                 <w:b w:val="false"/>
                 <w:bCs w:val="false"/>
-                <w:sz w:val="24"/>
-                <w:szCs w:val="24"/>
+                <w:sz w:val="22"/>
+                <w:szCs w:val="22"/>
               </w:rPr>
               <w:t xml:space="preserve">—</w:t>
             </w:r>
@@ -17071,8 +17071,8 @@
                 <w:rFonts w:ascii="Arial" w:cs="Arial" w:eastAsia="Arial" w:hAnsi="Arial"/>
                 <w:b w:val="false"/>
                 <w:bCs w:val="false"/>
-                <w:sz w:val="24"/>
-                <w:szCs w:val="24"/>
+                <w:sz w:val="22"/>
+                <w:szCs w:val="22"/>
               </w:rPr>
               <w:t xml:space="preserve">—</w:t>
             </w:r>
@@ -17277,8 +17277,8 @@
                 <w:rFonts w:ascii="Arial" w:cs="Arial" w:eastAsia="Arial" w:hAnsi="Arial"/>
                 <w:b w:val="false"/>
                 <w:bCs w:val="false"/>
-                <w:sz w:val="24"/>
-                <w:szCs w:val="24"/>
+                <w:sz w:val="22"/>
+                <w:szCs w:val="22"/>
               </w:rPr>
               <w:t xml:space="preserve">—</w:t>
             </w:r>
@@ -17805,8 +17805,8 @@
                 <w:rFonts w:ascii="Arial" w:cs="Arial" w:eastAsia="Arial" w:hAnsi="Arial"/>
                 <w:b w:val="false"/>
                 <w:bCs w:val="false"/>
-                <w:sz w:val="24"/>
-                <w:szCs w:val="24"/>
+                <w:sz w:val="22"/>
+                <w:szCs w:val="22"/>
               </w:rPr>
               <w:t xml:space="preserve">—</w:t>
             </w:r>
@@ -18011,8 +18011,8 @@
                 <w:rFonts w:ascii="Arial" w:cs="Arial" w:eastAsia="Arial" w:hAnsi="Arial"/>
                 <w:b w:val="false"/>
                 <w:bCs w:val="false"/>
-                <w:sz w:val="24"/>
-                <w:szCs w:val="24"/>
+                <w:sz w:val="22"/>
+                <w:szCs w:val="22"/>
               </w:rPr>
               <w:t xml:space="preserve">agencies</w:t>
             </w:r>
@@ -18217,8 +18217,8 @@
                 <w:rFonts w:ascii="Arial" w:cs="Arial" w:eastAsia="Arial" w:hAnsi="Arial"/>
                 <w:b w:val="false"/>
                 <w:bCs w:val="false"/>
-                <w:sz w:val="24"/>
-                <w:szCs w:val="24"/>
+                <w:sz w:val="22"/>
+                <w:szCs w:val="22"/>
               </w:rPr>
               <w:t xml:space="preserve">vehicles</w:t>
             </w:r>
@@ -18423,8 +18423,8 @@
                 <w:rFonts w:ascii="Arial" w:cs="Arial" w:eastAsia="Arial" w:hAnsi="Arial"/>
                 <w:b w:val="false"/>
                 <w:bCs w:val="false"/>
-                <w:sz w:val="24"/>
-                <w:szCs w:val="24"/>
+                <w:sz w:val="22"/>
+                <w:szCs w:val="22"/>
               </w:rPr>
               <w:t xml:space="preserve">users</w:t>
             </w:r>
@@ -18629,8 +18629,8 @@
                 <w:rFonts w:ascii="Arial" w:cs="Arial" w:eastAsia="Arial" w:hAnsi="Arial"/>
                 <w:b w:val="false"/>
                 <w:bCs w:val="false"/>
-                <w:sz w:val="24"/>
-                <w:szCs w:val="24"/>
+                <w:sz w:val="22"/>
+                <w:szCs w:val="22"/>
               </w:rPr>
               <w:t xml:space="preserve">—</w:t>
             </w:r>
@@ -18835,8 +18835,8 @@
                 <w:rFonts w:ascii="Arial" w:cs="Arial" w:eastAsia="Arial" w:hAnsi="Arial"/>
                 <w:b w:val="false"/>
                 <w:bCs w:val="false"/>
-                <w:sz w:val="24"/>
-                <w:szCs w:val="24"/>
+                <w:sz w:val="22"/>
+                <w:szCs w:val="22"/>
               </w:rPr>
               <w:t xml:space="preserve">—</w:t>
             </w:r>
@@ -19041,8 +19041,8 @@
                 <w:rFonts w:ascii="Arial" w:cs="Arial" w:eastAsia="Arial" w:hAnsi="Arial"/>
                 <w:b w:val="false"/>
                 <w:bCs w:val="false"/>
-                <w:sz w:val="24"/>
-                <w:szCs w:val="24"/>
+                <w:sz w:val="22"/>
+                <w:szCs w:val="22"/>
               </w:rPr>
               <w:t xml:space="preserve">—</w:t>
             </w:r>
@@ -19247,8 +19247,8 @@
                 <w:rFonts w:ascii="Arial" w:cs="Arial" w:eastAsia="Arial" w:hAnsi="Arial"/>
                 <w:b w:val="false"/>
                 <w:bCs w:val="false"/>
-                <w:sz w:val="24"/>
-                <w:szCs w:val="24"/>
+                <w:sz w:val="22"/>
+                <w:szCs w:val="22"/>
               </w:rPr>
               <w:t xml:space="preserve">—</w:t>
             </w:r>
@@ -19453,8 +19453,8 @@
                 <w:rFonts w:ascii="Arial" w:cs="Arial" w:eastAsia="Arial" w:hAnsi="Arial"/>
                 <w:b w:val="false"/>
                 <w:bCs w:val="false"/>
-                <w:sz w:val="24"/>
-                <w:szCs w:val="24"/>
+                <w:sz w:val="22"/>
+                <w:szCs w:val="22"/>
               </w:rPr>
               <w:t xml:space="preserve">—</w:t>
             </w:r>
@@ -19659,8 +19659,8 @@
                 <w:rFonts w:ascii="Arial" w:cs="Arial" w:eastAsia="Arial" w:hAnsi="Arial"/>
                 <w:b w:val="false"/>
                 <w:bCs w:val="false"/>
-                <w:sz w:val="24"/>
-                <w:szCs w:val="24"/>
+                <w:sz w:val="22"/>
+                <w:szCs w:val="22"/>
               </w:rPr>
               <w:t xml:space="preserve">—</w:t>
             </w:r>
@@ -19865,8 +19865,8 @@
                 <w:rFonts w:ascii="Arial" w:cs="Arial" w:eastAsia="Arial" w:hAnsi="Arial"/>
                 <w:b w:val="false"/>
                 <w:bCs w:val="false"/>
-                <w:sz w:val="24"/>
-                <w:szCs w:val="24"/>
+                <w:sz w:val="22"/>
+                <w:szCs w:val="22"/>
               </w:rPr>
               <w:t xml:space="preserve">—</w:t>
             </w:r>
@@ -20071,8 +20071,8 @@
                 <w:rFonts w:ascii="Arial" w:cs="Arial" w:eastAsia="Arial" w:hAnsi="Arial"/>
                 <w:b w:val="false"/>
                 <w:bCs w:val="false"/>
-                <w:sz w:val="24"/>
-                <w:szCs w:val="24"/>
+                <w:sz w:val="22"/>
+                <w:szCs w:val="22"/>
               </w:rPr>
               <w:t xml:space="preserve">—</w:t>
             </w:r>
@@ -20277,8 +20277,8 @@
                 <w:rFonts w:ascii="Arial" w:cs="Arial" w:eastAsia="Arial" w:hAnsi="Arial"/>
                 <w:b w:val="false"/>
                 <w:bCs w:val="false"/>
-                <w:sz w:val="24"/>
-                <w:szCs w:val="24"/>
+                <w:sz w:val="22"/>
+                <w:szCs w:val="22"/>
               </w:rPr>
               <w:t xml:space="preserve">—</w:t>
             </w:r>
@@ -20805,8 +20805,8 @@
                 <w:rFonts w:ascii="Arial" w:cs="Arial" w:eastAsia="Arial" w:hAnsi="Arial"/>
                 <w:b w:val="false"/>
                 <w:bCs w:val="false"/>
-                <w:sz w:val="24"/>
-                <w:szCs w:val="24"/>
+                <w:sz w:val="22"/>
+                <w:szCs w:val="22"/>
               </w:rPr>
               <w:t xml:space="preserve">—</w:t>
             </w:r>
@@ -21011,8 +21011,8 @@
                 <w:rFonts w:ascii="Arial" w:cs="Arial" w:eastAsia="Arial" w:hAnsi="Arial"/>
                 <w:b w:val="false"/>
                 <w:bCs w:val="false"/>
-                <w:sz w:val="24"/>
-                <w:szCs w:val="24"/>
+                <w:sz w:val="22"/>
+                <w:szCs w:val="22"/>
               </w:rPr>
               <w:t xml:space="preserve">agencies</w:t>
             </w:r>
@@ -21217,8 +21217,8 @@
                 <w:rFonts w:ascii="Arial" w:cs="Arial" w:eastAsia="Arial" w:hAnsi="Arial"/>
                 <w:b w:val="false"/>
                 <w:bCs w:val="false"/>
-                <w:sz w:val="24"/>
-                <w:szCs w:val="24"/>
+                <w:sz w:val="22"/>
+                <w:szCs w:val="22"/>
               </w:rPr>
               <w:t xml:space="preserve">vehicles</w:t>
             </w:r>
@@ -21423,8 +21423,8 @@
                 <w:rFonts w:ascii="Arial" w:cs="Arial" w:eastAsia="Arial" w:hAnsi="Arial"/>
                 <w:b w:val="false"/>
                 <w:bCs w:val="false"/>
-                <w:sz w:val="24"/>
-                <w:szCs w:val="24"/>
+                <w:sz w:val="22"/>
+                <w:szCs w:val="22"/>
               </w:rPr>
               <w:t xml:space="preserve">—</w:t>
             </w:r>
@@ -21629,8 +21629,8 @@
                 <w:rFonts w:ascii="Arial" w:cs="Arial" w:eastAsia="Arial" w:hAnsi="Arial"/>
                 <w:b w:val="false"/>
                 <w:bCs w:val="false"/>
-                <w:sz w:val="24"/>
-                <w:szCs w:val="24"/>
+                <w:sz w:val="22"/>
+                <w:szCs w:val="22"/>
               </w:rPr>
               <w:t xml:space="preserve">—</w:t>
             </w:r>
@@ -21835,8 +21835,8 @@
                 <w:rFonts w:ascii="Arial" w:cs="Arial" w:eastAsia="Arial" w:hAnsi="Arial"/>
                 <w:b w:val="false"/>
                 <w:bCs w:val="false"/>
-                <w:sz w:val="24"/>
-                <w:szCs w:val="24"/>
+                <w:sz w:val="22"/>
+                <w:szCs w:val="22"/>
               </w:rPr>
               <w:t xml:space="preserve">—</w:t>
             </w:r>
@@ -22041,8 +22041,8 @@
                 <w:rFonts w:ascii="Arial" w:cs="Arial" w:eastAsia="Arial" w:hAnsi="Arial"/>
                 <w:b w:val="false"/>
                 <w:bCs w:val="false"/>
-                <w:sz w:val="24"/>
-                <w:szCs w:val="24"/>
+                <w:sz w:val="22"/>
+                <w:szCs w:val="22"/>
               </w:rPr>
               <w:t xml:space="preserve">—</w:t>
             </w:r>
@@ -22247,8 +22247,8 @@
                 <w:rFonts w:ascii="Arial" w:cs="Arial" w:eastAsia="Arial" w:hAnsi="Arial"/>
                 <w:b w:val="false"/>
                 <w:bCs w:val="false"/>
-                <w:sz w:val="24"/>
-                <w:szCs w:val="24"/>
+                <w:sz w:val="22"/>
+                <w:szCs w:val="22"/>
               </w:rPr>
               <w:t xml:space="preserve">—</w:t>
             </w:r>
@@ -22453,8 +22453,8 @@
                 <w:rFonts w:ascii="Arial" w:cs="Arial" w:eastAsia="Arial" w:hAnsi="Arial"/>
                 <w:b w:val="false"/>
                 <w:bCs w:val="false"/>
-                <w:sz w:val="24"/>
-                <w:szCs w:val="24"/>
+                <w:sz w:val="22"/>
+                <w:szCs w:val="22"/>
               </w:rPr>
               <w:t xml:space="preserve">—</w:t>
             </w:r>
@@ -22659,8 +22659,8 @@
                 <w:rFonts w:ascii="Arial" w:cs="Arial" w:eastAsia="Arial" w:hAnsi="Arial"/>
                 <w:b w:val="false"/>
                 <w:bCs w:val="false"/>
-                <w:sz w:val="24"/>
-                <w:szCs w:val="24"/>
+                <w:sz w:val="22"/>
+                <w:szCs w:val="22"/>
               </w:rPr>
               <w:t xml:space="preserve">—</w:t>
             </w:r>
@@ -22865,8 +22865,8 @@
                 <w:rFonts w:ascii="Arial" w:cs="Arial" w:eastAsia="Arial" w:hAnsi="Arial"/>
                 <w:b w:val="false"/>
                 <w:bCs w:val="false"/>
-                <w:sz w:val="24"/>
-                <w:szCs w:val="24"/>
+                <w:sz w:val="22"/>
+                <w:szCs w:val="22"/>
               </w:rPr>
               <w:t xml:space="preserve">—</w:t>
             </w:r>
@@ -23071,8 +23071,8 @@
                 <w:rFonts w:ascii="Arial" w:cs="Arial" w:eastAsia="Arial" w:hAnsi="Arial"/>
                 <w:b w:val="false"/>
                 <w:bCs w:val="false"/>
-                <w:sz w:val="24"/>
-                <w:szCs w:val="24"/>
+                <w:sz w:val="22"/>
+                <w:szCs w:val="22"/>
               </w:rPr>
               <w:t xml:space="preserve">—</w:t>
             </w:r>
@@ -23277,8 +23277,8 @@
                 <w:rFonts w:ascii="Arial" w:cs="Arial" w:eastAsia="Arial" w:hAnsi="Arial"/>
                 <w:b w:val="false"/>
                 <w:bCs w:val="false"/>
-                <w:sz w:val="24"/>
-                <w:szCs w:val="24"/>
+                <w:sz w:val="22"/>
+                <w:szCs w:val="22"/>
               </w:rPr>
               <w:t xml:space="preserve">—</w:t>
             </w:r>
@@ -23483,8 +23483,8 @@
                 <w:rFonts w:ascii="Arial" w:cs="Arial" w:eastAsia="Arial" w:hAnsi="Arial"/>
                 <w:b w:val="false"/>
                 <w:bCs w:val="false"/>
-                <w:sz w:val="24"/>
-                <w:szCs w:val="24"/>
+                <w:sz w:val="22"/>
+                <w:szCs w:val="22"/>
               </w:rPr>
               <w:t xml:space="preserve">—</w:t>
             </w:r>
@@ -23689,8 +23689,8 @@
                 <w:rFonts w:ascii="Arial" w:cs="Arial" w:eastAsia="Arial" w:hAnsi="Arial"/>
                 <w:b w:val="false"/>
                 <w:bCs w:val="false"/>
-                <w:sz w:val="24"/>
-                <w:szCs w:val="24"/>
+                <w:sz w:val="22"/>
+                <w:szCs w:val="22"/>
               </w:rPr>
               <w:t xml:space="preserve">—</w:t>
             </w:r>
@@ -23895,8 +23895,8 @@
                 <w:rFonts w:ascii="Arial" w:cs="Arial" w:eastAsia="Arial" w:hAnsi="Arial"/>
                 <w:b w:val="false"/>
                 <w:bCs w:val="false"/>
-                <w:sz w:val="24"/>
-                <w:szCs w:val="24"/>
+                <w:sz w:val="22"/>
+                <w:szCs w:val="22"/>
               </w:rPr>
               <w:t xml:space="preserve">—</w:t>
             </w:r>
@@ -24101,8 +24101,8 @@
                 <w:rFonts w:ascii="Arial" w:cs="Arial" w:eastAsia="Arial" w:hAnsi="Arial"/>
                 <w:b w:val="false"/>
                 <w:bCs w:val="false"/>
-                <w:sz w:val="24"/>
-                <w:szCs w:val="24"/>
+                <w:sz w:val="22"/>
+                <w:szCs w:val="22"/>
               </w:rPr>
               <w:t xml:space="preserve">—</w:t>
             </w:r>
@@ -24307,8 +24307,8 @@
                 <w:rFonts w:ascii="Arial" w:cs="Arial" w:eastAsia="Arial" w:hAnsi="Arial"/>
                 <w:b w:val="false"/>
                 <w:bCs w:val="false"/>
-                <w:sz w:val="24"/>
-                <w:szCs w:val="24"/>
+                <w:sz w:val="22"/>
+                <w:szCs w:val="22"/>
               </w:rPr>
               <w:t xml:space="preserve">—</w:t>
             </w:r>
@@ -24513,8 +24513,8 @@
                 <w:rFonts w:ascii="Arial" w:cs="Arial" w:eastAsia="Arial" w:hAnsi="Arial"/>
                 <w:b w:val="false"/>
                 <w:bCs w:val="false"/>
-                <w:sz w:val="24"/>
-                <w:szCs w:val="24"/>
+                <w:sz w:val="22"/>
+                <w:szCs w:val="22"/>
               </w:rPr>
               <w:t xml:space="preserve">—</w:t>
             </w:r>
@@ -25041,8 +25041,8 @@
                 <w:rFonts w:ascii="Arial" w:cs="Arial" w:eastAsia="Arial" w:hAnsi="Arial"/>
                 <w:b w:val="false"/>
                 <w:bCs w:val="false"/>
-                <w:sz w:val="24"/>
-                <w:szCs w:val="24"/>
+                <w:sz w:val="22"/>
+                <w:szCs w:val="22"/>
               </w:rPr>
               <w:t xml:space="preserve">—</w:t>
             </w:r>
@@ -25247,8 +25247,8 @@
                 <w:rFonts w:ascii="Arial" w:cs="Arial" w:eastAsia="Arial" w:hAnsi="Arial"/>
                 <w:b w:val="false"/>
                 <w:bCs w:val="false"/>
-                <w:sz w:val="24"/>
-                <w:szCs w:val="24"/>
+                <w:sz w:val="22"/>
+                <w:szCs w:val="22"/>
               </w:rPr>
               <w:t xml:space="preserve">agencies</w:t>
             </w:r>
@@ -25453,8 +25453,8 @@
                 <w:rFonts w:ascii="Arial" w:cs="Arial" w:eastAsia="Arial" w:hAnsi="Arial"/>
                 <w:b w:val="false"/>
                 <w:bCs w:val="false"/>
-                <w:sz w:val="24"/>
-                <w:szCs w:val="24"/>
+                <w:sz w:val="22"/>
+                <w:szCs w:val="22"/>
               </w:rPr>
               <w:t xml:space="preserve">vehicles</w:t>
             </w:r>
@@ -25659,8 +25659,8 @@
                 <w:rFonts w:ascii="Arial" w:cs="Arial" w:eastAsia="Arial" w:hAnsi="Arial"/>
                 <w:b w:val="false"/>
                 <w:bCs w:val="false"/>
-                <w:sz w:val="24"/>
-                <w:szCs w:val="24"/>
+                <w:sz w:val="22"/>
+                <w:szCs w:val="22"/>
               </w:rPr>
               <w:t xml:space="preserve">users</w:t>
             </w:r>
@@ -25865,8 +25865,8 @@
                 <w:rFonts w:ascii="Arial" w:cs="Arial" w:eastAsia="Arial" w:hAnsi="Arial"/>
                 <w:b w:val="false"/>
                 <w:bCs w:val="false"/>
-                <w:sz w:val="24"/>
-                <w:szCs w:val="24"/>
+                <w:sz w:val="22"/>
+                <w:szCs w:val="22"/>
               </w:rPr>
               <w:t xml:space="preserve">—</w:t>
             </w:r>
@@ -26071,8 +26071,8 @@
                 <w:rFonts w:ascii="Arial" w:cs="Arial" w:eastAsia="Arial" w:hAnsi="Arial"/>
                 <w:b w:val="false"/>
                 <w:bCs w:val="false"/>
-                <w:sz w:val="24"/>
-                <w:szCs w:val="24"/>
+                <w:sz w:val="22"/>
+                <w:szCs w:val="22"/>
               </w:rPr>
               <w:t xml:space="preserve">—</w:t>
             </w:r>
@@ -26277,8 +26277,8 @@
                 <w:rFonts w:ascii="Arial" w:cs="Arial" w:eastAsia="Arial" w:hAnsi="Arial"/>
                 <w:b w:val="false"/>
                 <w:bCs w:val="false"/>
-                <w:sz w:val="24"/>
-                <w:szCs w:val="24"/>
+                <w:sz w:val="22"/>
+                <w:szCs w:val="22"/>
               </w:rPr>
               <w:t xml:space="preserve">—</w:t>
             </w:r>
@@ -26483,8 +26483,8 @@
                 <w:rFonts w:ascii="Arial" w:cs="Arial" w:eastAsia="Arial" w:hAnsi="Arial"/>
                 <w:b w:val="false"/>
                 <w:bCs w:val="false"/>
-                <w:sz w:val="24"/>
-                <w:szCs w:val="24"/>
+                <w:sz w:val="22"/>
+                <w:szCs w:val="22"/>
               </w:rPr>
               <w:t xml:space="preserve">—</w:t>
             </w:r>
@@ -26689,8 +26689,8 @@
                 <w:rFonts w:ascii="Arial" w:cs="Arial" w:eastAsia="Arial" w:hAnsi="Arial"/>
                 <w:b w:val="false"/>
                 <w:bCs w:val="false"/>
-                <w:sz w:val="24"/>
-                <w:szCs w:val="24"/>
+                <w:sz w:val="22"/>
+                <w:szCs w:val="22"/>
               </w:rPr>
               <w:t xml:space="preserve">—</w:t>
             </w:r>
@@ -26895,8 +26895,8 @@
                 <w:rFonts w:ascii="Arial" w:cs="Arial" w:eastAsia="Arial" w:hAnsi="Arial"/>
                 <w:b w:val="false"/>
                 <w:bCs w:val="false"/>
-                <w:sz w:val="24"/>
-                <w:szCs w:val="24"/>
+                <w:sz w:val="22"/>
+                <w:szCs w:val="22"/>
               </w:rPr>
               <w:t xml:space="preserve">—</w:t>
             </w:r>
@@ -27101,8 +27101,8 @@
                 <w:rFonts w:ascii="Arial" w:cs="Arial" w:eastAsia="Arial" w:hAnsi="Arial"/>
                 <w:b w:val="false"/>
                 <w:bCs w:val="false"/>
-                <w:sz w:val="24"/>
-                <w:szCs w:val="24"/>
+                <w:sz w:val="22"/>
+                <w:szCs w:val="22"/>
               </w:rPr>
               <w:t xml:space="preserve">—</w:t>
             </w:r>
@@ -27307,8 +27307,8 @@
                 <w:rFonts w:ascii="Arial" w:cs="Arial" w:eastAsia="Arial" w:hAnsi="Arial"/>
                 <w:b w:val="false"/>
                 <w:bCs w:val="false"/>
-                <w:sz w:val="24"/>
-                <w:szCs w:val="24"/>
+                <w:sz w:val="22"/>
+                <w:szCs w:val="22"/>
               </w:rPr>
               <w:t xml:space="preserve">—</w:t>
             </w:r>
@@ -27513,8 +27513,8 @@
                 <w:rFonts w:ascii="Arial" w:cs="Arial" w:eastAsia="Arial" w:hAnsi="Arial"/>
                 <w:b w:val="false"/>
                 <w:bCs w:val="false"/>
-                <w:sz w:val="24"/>
-                <w:szCs w:val="24"/>
+                <w:sz w:val="22"/>
+                <w:szCs w:val="22"/>
               </w:rPr>
               <w:t xml:space="preserve">—</w:t>
             </w:r>
@@ -27719,8 +27719,8 @@
                 <w:rFonts w:ascii="Arial" w:cs="Arial" w:eastAsia="Arial" w:hAnsi="Arial"/>
                 <w:b w:val="false"/>
                 <w:bCs w:val="false"/>
-                <w:sz w:val="24"/>
-                <w:szCs w:val="24"/>
+                <w:sz w:val="22"/>
+                <w:szCs w:val="22"/>
               </w:rPr>
               <w:t xml:space="preserve">—</w:t>
             </w:r>
@@ -27925,8 +27925,8 @@
                 <w:rFonts w:ascii="Arial" w:cs="Arial" w:eastAsia="Arial" w:hAnsi="Arial"/>
                 <w:b w:val="false"/>
                 <w:bCs w:val="false"/>
-                <w:sz w:val="24"/>
-                <w:szCs w:val="24"/>
+                <w:sz w:val="22"/>
+                <w:szCs w:val="22"/>
               </w:rPr>
               <w:t xml:space="preserve">—</w:t>
             </w:r>
@@ -28453,8 +28453,8 @@
                 <w:rFonts w:ascii="Arial" w:cs="Arial" w:eastAsia="Arial" w:hAnsi="Arial"/>
                 <w:b w:val="false"/>
                 <w:bCs w:val="false"/>
-                <w:sz w:val="24"/>
-                <w:szCs w:val="24"/>
+                <w:sz w:val="22"/>
+                <w:szCs w:val="22"/>
               </w:rPr>
               <w:t xml:space="preserve">—</w:t>
             </w:r>
@@ -28659,8 +28659,8 @@
                 <w:rFonts w:ascii="Arial" w:cs="Arial" w:eastAsia="Arial" w:hAnsi="Arial"/>
                 <w:b w:val="false"/>
                 <w:bCs w:val="false"/>
-                <w:sz w:val="24"/>
-                <w:szCs w:val="24"/>
+                <w:sz w:val="22"/>
+                <w:szCs w:val="22"/>
               </w:rPr>
               <w:t xml:space="preserve">agencies</w:t>
             </w:r>
@@ -28865,8 +28865,8 @@
                 <w:rFonts w:ascii="Arial" w:cs="Arial" w:eastAsia="Arial" w:hAnsi="Arial"/>
                 <w:b w:val="false"/>
                 <w:bCs w:val="false"/>
-                <w:sz w:val="24"/>
-                <w:szCs w:val="24"/>
+                <w:sz w:val="22"/>
+                <w:szCs w:val="22"/>
               </w:rPr>
               <w:t xml:space="preserve">users</w:t>
             </w:r>
@@ -29071,8 +29071,8 @@
                 <w:rFonts w:ascii="Arial" w:cs="Arial" w:eastAsia="Arial" w:hAnsi="Arial"/>
                 <w:b w:val="false"/>
                 <w:bCs w:val="false"/>
-                <w:sz w:val="24"/>
-                <w:szCs w:val="24"/>
+                <w:sz w:val="22"/>
+                <w:szCs w:val="22"/>
               </w:rPr>
               <w:t xml:space="preserve">—</w:t>
             </w:r>
@@ -29277,8 +29277,8 @@
                 <w:rFonts w:ascii="Arial" w:cs="Arial" w:eastAsia="Arial" w:hAnsi="Arial"/>
                 <w:b w:val="false"/>
                 <w:bCs w:val="false"/>
-                <w:sz w:val="24"/>
-                <w:szCs w:val="24"/>
+                <w:sz w:val="22"/>
+                <w:szCs w:val="22"/>
               </w:rPr>
               <w:t xml:space="preserve">—</w:t>
             </w:r>
@@ -29483,8 +29483,8 @@
                 <w:rFonts w:ascii="Arial" w:cs="Arial" w:eastAsia="Arial" w:hAnsi="Arial"/>
                 <w:b w:val="false"/>
                 <w:bCs w:val="false"/>
-                <w:sz w:val="24"/>
-                <w:szCs w:val="24"/>
+                <w:sz w:val="22"/>
+                <w:szCs w:val="22"/>
               </w:rPr>
               <w:t xml:space="preserve">—</w:t>
             </w:r>
@@ -29689,8 +29689,8 @@
                 <w:rFonts w:ascii="Arial" w:cs="Arial" w:eastAsia="Arial" w:hAnsi="Arial"/>
                 <w:b w:val="false"/>
                 <w:bCs w:val="false"/>
-                <w:sz w:val="24"/>
-                <w:szCs w:val="24"/>
+                <w:sz w:val="22"/>
+                <w:szCs w:val="22"/>
               </w:rPr>
               <w:t xml:space="preserve">—</w:t>
             </w:r>
@@ -29895,8 +29895,8 @@
                 <w:rFonts w:ascii="Arial" w:cs="Arial" w:eastAsia="Arial" w:hAnsi="Arial"/>
                 <w:b w:val="false"/>
                 <w:bCs w:val="false"/>
-                <w:sz w:val="24"/>
-                <w:szCs w:val="24"/>
+                <w:sz w:val="22"/>
+                <w:szCs w:val="22"/>
               </w:rPr>
               <w:t xml:space="preserve">—</w:t>
             </w:r>
@@ -30101,8 +30101,8 @@
                 <w:rFonts w:ascii="Arial" w:cs="Arial" w:eastAsia="Arial" w:hAnsi="Arial"/>
                 <w:b w:val="false"/>
                 <w:bCs w:val="false"/>
-                <w:sz w:val="24"/>
-                <w:szCs w:val="24"/>
+                <w:sz w:val="22"/>
+                <w:szCs w:val="22"/>
               </w:rPr>
               <w:t xml:space="preserve">—</w:t>
             </w:r>
@@ -30307,8 +30307,8 @@
                 <w:rFonts w:ascii="Arial" w:cs="Arial" w:eastAsia="Arial" w:hAnsi="Arial"/>
                 <w:b w:val="false"/>
                 <w:bCs w:val="false"/>
-                <w:sz w:val="24"/>
-                <w:szCs w:val="24"/>
+                <w:sz w:val="22"/>
+                <w:szCs w:val="22"/>
               </w:rPr>
               <w:t xml:space="preserve">—</w:t>
             </w:r>
@@ -30513,8 +30513,8 @@
                 <w:rFonts w:ascii="Arial" w:cs="Arial" w:eastAsia="Arial" w:hAnsi="Arial"/>
                 <w:b w:val="false"/>
                 <w:bCs w:val="false"/>
-                <w:sz w:val="24"/>
-                <w:szCs w:val="24"/>
+                <w:sz w:val="22"/>
+                <w:szCs w:val="22"/>
               </w:rPr>
               <w:t xml:space="preserve">—</w:t>
             </w:r>

--- a/manuscript/RVMS-Chapter4-Data-Dictionary.docx
+++ b/manuscript/RVMS-Chapter4-Data-Dictionary.docx
@@ -4788,212 +4788,6 @@
                 <w:sz w:val="22"/>
                 <w:szCs w:val="22"/>
               </w:rPr>
-              <w:t xml:space="preserve">deleted_at</w:t>
-            </w:r>
-          </w:p>
-        </w:tc>
-        <w:tc>
-          <w:tcPr>
-            <w:tcW w:type="dxa" w:w="1605"/>
-            <w:tcBorders>
-              <w:top w:val="single" w:color="FFFFFF" w:sz="8"/>
-              <w:left w:val="none" w:color="000000" w:sz="0"/>
-              <w:bottom w:val="single" w:color="FFFFFF" w:sz="8"/>
-              <w:right w:val="none" w:color="000000" w:sz="0"/>
-            </w:tcBorders>
-            <w:tcMar>
-              <w:top w:type="dxa" w:w="60"/>
-              <w:left w:type="dxa" w:w="100"/>
-              <w:bottom w:type="dxa" w:w="60"/>
-              <w:right w:type="dxa" w:w="100"/>
-            </w:tcMar>
-            <w:vAlign w:val="top"/>
-          </w:tcPr>
-          <w:p>
-            <w:pPr>
-              <w:spacing w:after="0" w:line="480" w:lineRule="auto"/>
-              <w:jc w:val="left"/>
-            </w:pPr>
-            <w:r>
-              <w:rPr>
-                <w:rFonts w:ascii="Arial" w:cs="Arial" w:eastAsia="Arial" w:hAnsi="Arial"/>
-                <w:b w:val="false"/>
-                <w:bCs w:val="false"/>
-                <w:sz w:val="22"/>
-                <w:szCs w:val="22"/>
-              </w:rPr>
-              <w:t xml:space="preserve">Datetime</w:t>
-            </w:r>
-          </w:p>
-        </w:tc>
-        <w:tc>
-          <w:tcPr>
-            <w:tcW w:type="dxa" w:w="1170"/>
-            <w:tcBorders>
-              <w:top w:val="single" w:color="FFFFFF" w:sz="8"/>
-              <w:left w:val="none" w:color="000000" w:sz="0"/>
-              <w:bottom w:val="single" w:color="FFFFFF" w:sz="8"/>
-              <w:right w:val="none" w:color="000000" w:sz="0"/>
-            </w:tcBorders>
-            <w:tcMar>
-              <w:top w:type="dxa" w:w="60"/>
-              <w:left w:type="dxa" w:w="100"/>
-              <w:bottom w:type="dxa" w:w="60"/>
-              <w:right w:type="dxa" w:w="100"/>
-            </w:tcMar>
-            <w:vAlign w:val="top"/>
-          </w:tcPr>
-          <w:p>
-            <w:pPr>
-              <w:spacing w:after="0" w:line="480" w:lineRule="auto"/>
-              <w:jc w:val="center"/>
-            </w:pPr>
-            <w:r>
-              <w:rPr>
-                <w:rFonts w:ascii="Arial" w:cs="Arial" w:eastAsia="Arial" w:hAnsi="Arial"/>
-                <w:b w:val="false"/>
-                <w:bCs w:val="false"/>
-                <w:sz w:val="22"/>
-                <w:szCs w:val="22"/>
-              </w:rPr>
-              <w:t xml:space="preserve">Yes</w:t>
-            </w:r>
-          </w:p>
-        </w:tc>
-        <w:tc>
-          <w:tcPr>
-            <w:tcW w:type="dxa" w:w="2010"/>
-            <w:tcBorders>
-              <w:top w:val="single" w:color="FFFFFF" w:sz="8"/>
-              <w:left w:val="none" w:color="000000" w:sz="0"/>
-              <w:bottom w:val="single" w:color="FFFFFF" w:sz="8"/>
-              <w:right w:val="none" w:color="000000" w:sz="0"/>
-            </w:tcBorders>
-            <w:tcMar>
-              <w:top w:type="dxa" w:w="60"/>
-              <w:left w:type="dxa" w:w="100"/>
-              <w:bottom w:type="dxa" w:w="60"/>
-              <w:right w:type="dxa" w:w="100"/>
-            </w:tcMar>
-            <w:vAlign w:val="top"/>
-          </w:tcPr>
-          <w:p>
-            <w:pPr>
-              <w:spacing w:after="0" w:line="480" w:lineRule="auto"/>
-              <w:jc w:val="both"/>
-            </w:pPr>
-            <w:r>
-              <w:rPr>
-                <w:rFonts w:ascii="Arial" w:cs="Arial" w:eastAsia="Arial" w:hAnsi="Arial"/>
-                <w:b w:val="false"/>
-                <w:bCs w:val="false"/>
-                <w:sz w:val="22"/>
-                <w:szCs w:val="22"/>
-              </w:rPr>
-              <w:t xml:space="preserve">Date and time the account was removed by an Agency Administrator. Empty while the account is in use.</w:t>
-            </w:r>
-          </w:p>
-        </w:tc>
-        <w:tc>
-          <w:tcPr>
-            <w:tcW w:type="dxa" w:w="825"/>
-            <w:tcBorders>
-              <w:top w:val="single" w:color="FFFFFF" w:sz="8"/>
-              <w:left w:val="none" w:color="000000" w:sz="0"/>
-              <w:bottom w:val="single" w:color="FFFFFF" w:sz="8"/>
-              <w:right w:val="none" w:color="000000" w:sz="0"/>
-            </w:tcBorders>
-            <w:tcMar>
-              <w:top w:type="dxa" w:w="60"/>
-              <w:left w:type="dxa" w:w="100"/>
-              <w:bottom w:type="dxa" w:w="60"/>
-              <w:right w:type="dxa" w:w="100"/>
-            </w:tcMar>
-            <w:vAlign w:val="top"/>
-          </w:tcPr>
-          <w:p>
-            <w:pPr>
-              <w:spacing w:after="0" w:line="480" w:lineRule="auto"/>
-              <w:jc w:val="center"/>
-            </w:pPr>
-            <w:r>
-              <w:rPr>
-                <w:rFonts w:ascii="Arial" w:cs="Arial" w:eastAsia="Arial" w:hAnsi="Arial"/>
-                <w:b w:val="false"/>
-                <w:bCs w:val="false"/>
-                <w:sz w:val="22"/>
-                <w:szCs w:val="22"/>
-              </w:rPr>
-              <w:t xml:space="preserve">—</w:t>
-            </w:r>
-          </w:p>
-        </w:tc>
-        <w:tc>
-          <w:tcPr>
-            <w:tcW w:type="dxa" w:w="1455"/>
-            <w:tcBorders>
-              <w:top w:val="single" w:color="FFFFFF" w:sz="8"/>
-              <w:left w:val="none" w:color="000000" w:sz="0"/>
-              <w:bottom w:val="single" w:color="FFFFFF" w:sz="8"/>
-              <w:right w:val="none" w:color="000000" w:sz="0"/>
-            </w:tcBorders>
-            <w:tcMar>
-              <w:top w:type="dxa" w:w="60"/>
-              <w:left w:type="dxa" w:w="100"/>
-              <w:bottom w:type="dxa" w:w="60"/>
-              <w:right w:type="dxa" w:w="100"/>
-            </w:tcMar>
-            <w:vAlign w:val="top"/>
-          </w:tcPr>
-          <w:p>
-            <w:pPr>
-              <w:spacing w:after="0" w:line="480" w:lineRule="auto"/>
-              <w:jc w:val="left"/>
-            </w:pPr>
-            <w:r>
-              <w:rPr>
-                <w:rFonts w:ascii="Arial" w:cs="Arial" w:eastAsia="Arial" w:hAnsi="Arial"/>
-                <w:b w:val="false"/>
-                <w:bCs w:val="false"/>
-                <w:sz w:val="22"/>
-                <w:szCs w:val="22"/>
-              </w:rPr>
-              <w:t xml:space="preserve">—</w:t>
-            </w:r>
-          </w:p>
-        </w:tc>
-      </w:tr>
-      <w:tr>
-        <w:tc>
-          <w:tcPr>
-            <w:tcW w:type="dxa" w:w="1575"/>
-            <w:tcBorders>
-              <w:top w:val="single" w:color="FFFFFF" w:sz="8"/>
-              <w:left w:val="none" w:color="000000" w:sz="0"/>
-              <w:bottom w:val="single" w:color="FFFFFF" w:sz="8"/>
-              <w:right w:val="none" w:color="000000" w:sz="0"/>
-            </w:tcBorders>
-            <w:tcMar>
-              <w:top w:type="dxa" w:w="60"/>
-              <w:left w:type="dxa" w:w="100"/>
-              <w:bottom w:type="dxa" w:w="60"/>
-              <w:right w:type="dxa" w:w="100"/>
-            </w:tcMar>
-            <w:vAlign w:val="top"/>
-          </w:tcPr>
-          <w:p>
-            <w:pPr>
-              <w:spacing w:after="0" w:line="480" w:lineRule="auto"/>
-              <w:jc w:val="left"/>
-            </w:pPr>
-            <w:r>
-              <w:rPr>
-                <w:rFonts w:ascii="Arial" w:cs="Arial" w:eastAsia="Arial" w:hAnsi="Arial"/>
-                <w:b w:val="false"/>
-                <w:bCs w:val="false"/>
-                <w:sz w:val="22"/>
-                <w:szCs w:val="22"/>
-              </w:rPr>
               <w:t xml:space="preserve">email_verified_at</w:t>
             </w:r>
           </w:p>
@@ -8303,212 +8097,6 @@
                 <w:szCs w:val="22"/>
               </w:rPr>
               <w:t xml:space="preserve">Single shared operational status: Operational, Dispatched, Not Operational, or Under Preventive Maintenance.</w:t>
-            </w:r>
-          </w:p>
-        </w:tc>
-        <w:tc>
-          <w:tcPr>
-            <w:tcW w:type="dxa" w:w="825"/>
-            <w:tcBorders>
-              <w:top w:val="single" w:color="FFFFFF" w:sz="8"/>
-              <w:left w:val="none" w:color="000000" w:sz="0"/>
-              <w:bottom w:val="single" w:color="FFFFFF" w:sz="8"/>
-              <w:right w:val="none" w:color="000000" w:sz="0"/>
-            </w:tcBorders>
-            <w:tcMar>
-              <w:top w:type="dxa" w:w="60"/>
-              <w:left w:type="dxa" w:w="100"/>
-              <w:bottom w:type="dxa" w:w="60"/>
-              <w:right w:type="dxa" w:w="100"/>
-            </w:tcMar>
-            <w:vAlign w:val="top"/>
-          </w:tcPr>
-          <w:p>
-            <w:pPr>
-              <w:spacing w:after="0" w:line="480" w:lineRule="auto"/>
-              <w:jc w:val="center"/>
-            </w:pPr>
-            <w:r>
-              <w:rPr>
-                <w:rFonts w:ascii="Arial" w:cs="Arial" w:eastAsia="Arial" w:hAnsi="Arial"/>
-                <w:b w:val="false"/>
-                <w:bCs w:val="false"/>
-                <w:sz w:val="22"/>
-                <w:szCs w:val="22"/>
-              </w:rPr>
-              <w:t xml:space="preserve">—</w:t>
-            </w:r>
-          </w:p>
-        </w:tc>
-        <w:tc>
-          <w:tcPr>
-            <w:tcW w:type="dxa" w:w="1455"/>
-            <w:tcBorders>
-              <w:top w:val="single" w:color="FFFFFF" w:sz="8"/>
-              <w:left w:val="none" w:color="000000" w:sz="0"/>
-              <w:bottom w:val="single" w:color="FFFFFF" w:sz="8"/>
-              <w:right w:val="none" w:color="000000" w:sz="0"/>
-            </w:tcBorders>
-            <w:tcMar>
-              <w:top w:type="dxa" w:w="60"/>
-              <w:left w:type="dxa" w:w="100"/>
-              <w:bottom w:type="dxa" w:w="60"/>
-              <w:right w:type="dxa" w:w="100"/>
-            </w:tcMar>
-            <w:vAlign w:val="top"/>
-          </w:tcPr>
-          <w:p>
-            <w:pPr>
-              <w:spacing w:after="0" w:line="480" w:lineRule="auto"/>
-              <w:jc w:val="left"/>
-            </w:pPr>
-            <w:r>
-              <w:rPr>
-                <w:rFonts w:ascii="Arial" w:cs="Arial" w:eastAsia="Arial" w:hAnsi="Arial"/>
-                <w:b w:val="false"/>
-                <w:bCs w:val="false"/>
-                <w:sz w:val="22"/>
-                <w:szCs w:val="22"/>
-              </w:rPr>
-              <w:t xml:space="preserve">—</w:t>
-            </w:r>
-          </w:p>
-        </w:tc>
-      </w:tr>
-      <w:tr>
-        <w:tc>
-          <w:tcPr>
-            <w:tcW w:type="dxa" w:w="1575"/>
-            <w:tcBorders>
-              <w:top w:val="single" w:color="FFFFFF" w:sz="8"/>
-              <w:left w:val="none" w:color="000000" w:sz="0"/>
-              <w:bottom w:val="single" w:color="FFFFFF" w:sz="8"/>
-              <w:right w:val="none" w:color="000000" w:sz="0"/>
-            </w:tcBorders>
-            <w:tcMar>
-              <w:top w:type="dxa" w:w="60"/>
-              <w:left w:type="dxa" w:w="100"/>
-              <w:bottom w:type="dxa" w:w="60"/>
-              <w:right w:type="dxa" w:w="100"/>
-            </w:tcMar>
-            <w:vAlign w:val="top"/>
-          </w:tcPr>
-          <w:p>
-            <w:pPr>
-              <w:spacing w:after="0" w:line="480" w:lineRule="auto"/>
-              <w:jc w:val="left"/>
-            </w:pPr>
-            <w:r>
-              <w:rPr>
-                <w:rFonts w:ascii="Arial" w:cs="Arial" w:eastAsia="Arial" w:hAnsi="Arial"/>
-                <w:b w:val="false"/>
-                <w:bCs w:val="false"/>
-                <w:sz w:val="22"/>
-                <w:szCs w:val="22"/>
-              </w:rPr>
-              <w:t xml:space="preserve">deleted_at</w:t>
-            </w:r>
-          </w:p>
-        </w:tc>
-        <w:tc>
-          <w:tcPr>
-            <w:tcW w:type="dxa" w:w="1605"/>
-            <w:tcBorders>
-              <w:top w:val="single" w:color="FFFFFF" w:sz="8"/>
-              <w:left w:val="none" w:color="000000" w:sz="0"/>
-              <w:bottom w:val="single" w:color="FFFFFF" w:sz="8"/>
-              <w:right w:val="none" w:color="000000" w:sz="0"/>
-            </w:tcBorders>
-            <w:tcMar>
-              <w:top w:type="dxa" w:w="60"/>
-              <w:left w:type="dxa" w:w="100"/>
-              <w:bottom w:type="dxa" w:w="60"/>
-              <w:right w:type="dxa" w:w="100"/>
-            </w:tcMar>
-            <w:vAlign w:val="top"/>
-          </w:tcPr>
-          <w:p>
-            <w:pPr>
-              <w:spacing w:after="0" w:line="480" w:lineRule="auto"/>
-              <w:jc w:val="left"/>
-            </w:pPr>
-            <w:r>
-              <w:rPr>
-                <w:rFonts w:ascii="Arial" w:cs="Arial" w:eastAsia="Arial" w:hAnsi="Arial"/>
-                <w:b w:val="false"/>
-                <w:bCs w:val="false"/>
-                <w:sz w:val="22"/>
-                <w:szCs w:val="22"/>
-              </w:rPr>
-              <w:t xml:space="preserve">Datetime</w:t>
-            </w:r>
-          </w:p>
-        </w:tc>
-        <w:tc>
-          <w:tcPr>
-            <w:tcW w:type="dxa" w:w="1170"/>
-            <w:tcBorders>
-              <w:top w:val="single" w:color="FFFFFF" w:sz="8"/>
-              <w:left w:val="none" w:color="000000" w:sz="0"/>
-              <w:bottom w:val="single" w:color="FFFFFF" w:sz="8"/>
-              <w:right w:val="none" w:color="000000" w:sz="0"/>
-            </w:tcBorders>
-            <w:tcMar>
-              <w:top w:type="dxa" w:w="60"/>
-              <w:left w:type="dxa" w:w="100"/>
-              <w:bottom w:type="dxa" w:w="60"/>
-              <w:right w:type="dxa" w:w="100"/>
-            </w:tcMar>
-            <w:vAlign w:val="top"/>
-          </w:tcPr>
-          <w:p>
-            <w:pPr>
-              <w:spacing w:after="0" w:line="480" w:lineRule="auto"/>
-              <w:jc w:val="center"/>
-            </w:pPr>
-            <w:r>
-              <w:rPr>
-                <w:rFonts w:ascii="Arial" w:cs="Arial" w:eastAsia="Arial" w:hAnsi="Arial"/>
-                <w:b w:val="false"/>
-                <w:bCs w:val="false"/>
-                <w:sz w:val="22"/>
-                <w:szCs w:val="22"/>
-              </w:rPr>
-              <w:t xml:space="preserve">Yes</w:t>
-            </w:r>
-          </w:p>
-        </w:tc>
-        <w:tc>
-          <w:tcPr>
-            <w:tcW w:type="dxa" w:w="2010"/>
-            <w:tcBorders>
-              <w:top w:val="single" w:color="FFFFFF" w:sz="8"/>
-              <w:left w:val="none" w:color="000000" w:sz="0"/>
-              <w:bottom w:val="single" w:color="FFFFFF" w:sz="8"/>
-              <w:right w:val="none" w:color="000000" w:sz="0"/>
-            </w:tcBorders>
-            <w:tcMar>
-              <w:top w:type="dxa" w:w="60"/>
-              <w:left w:type="dxa" w:w="100"/>
-              <w:bottom w:type="dxa" w:w="60"/>
-              <w:right w:type="dxa" w:w="100"/>
-            </w:tcMar>
-            <w:vAlign w:val="top"/>
-          </w:tcPr>
-          <w:p>
-            <w:pPr>
-              <w:spacing w:after="0" w:line="480" w:lineRule="auto"/>
-              <w:jc w:val="both"/>
-            </w:pPr>
-            <w:r>
-              <w:rPr>
-                <w:rFonts w:ascii="Arial" w:cs="Arial" w:eastAsia="Arial" w:hAnsi="Arial"/>
-                <w:b w:val="false"/>
-                <w:bCs w:val="false"/>
-                <w:sz w:val="22"/>
-                <w:szCs w:val="22"/>
-              </w:rPr>
-              <w:t xml:space="preserve">Date and time the vehicle was removed by an Agency Administrator. Empty while the vehicle is in use.</w:t>
             </w:r>
           </w:p>
         </w:tc>
